--- a/演出方案/精忠丰碑-朗诵方案-5分钟纯文本.docx
+++ b/演出方案/精忠丰碑-朗诵方案-5分钟纯文本.docx
@@ -65,7 +65,7 @@
           <w:sz w:val="24"/>
           <w:szCs w:val="24"/>
         </w:rPr>
-        <w:t xml:space="preserve">全程 4′58″ ≈ 开场风雪声 3″ + 朗诵 1′35″ + 歌曲 2′53″ + 结尾点题 20″ + 定格收尾 7″。歌曲原长 3′30″，必须剪：第二段主歌不唱，间奏之后直接进副歌（省约 40″）；不剪的话 3′30″ 加 朗诵加点题，至少 5′35″，装不下。具体时长以你手上伴奏实测为准。</w:t>
+        <w:t xml:space="preserve">全程 4′58″ ≈ 开场风雪声 3″ + 朗诵 1′35″ + 歌曲 2′53″ + 结尾点题 20″ + 定格收尾 7″。歌曲原长 3′30″，必须剪：第二段主歌不唱，间奏之后直接进副歌（省约 40″）；不剪的话，3′30″的歌加朗诵加点题，至少 5′35″，装不下。具体时长以你手上伴奏实测为准。</w:t>
       </w:r>
     </w:p>
     <w:p>
@@ -81,7 +81,7 @@
           <w:sz w:val="24"/>
           <w:szCs w:val="24"/>
         </w:rPr>
-        <w:t xml:space="preserve">朗诵本身按 1′35″ 设计（约 220 字）。若彩排还超时，按顺序删：①删女领②“有人小声告诉将军——”，男领①直接接“……他就是军需处长。”；②开场风雪声压到 3″ 以内。</w:t>
+        <w:t xml:space="preserve">朗诵本身按 1′35″ 设计（约 235 字）。若彩排还超时，按顺序删：①删女领②“有人小声告诉他——”，男领①直接接“……他就是军需处长。”；②开场风雪声压到 3″ 以内。</w:t>
       </w:r>
     </w:p>
     <w:p>
@@ -201,7 +201,7 @@
           <w:sz w:val="21"/>
           <w:szCs w:val="21"/>
         </w:rPr>
-        <w:t xml:space="preserve">（骤然措起，语速加快）</w:t>
+        <w:t xml:space="preserve">（骤然揪起，语速加快）</w:t>
       </w:r>
     </w:p>
     <w:p>
@@ -251,7 +251,41 @@
           <w:sz w:val="24"/>
           <w:szCs w:val="24"/>
         </w:rPr>
-        <w:t xml:space="preserve">男领②：</w:t>
+        <w:t xml:space="preserve">女领②：</w:t>
+      </w:r>
+      <w:r>
+        <w:rPr>
+          <w:rFonts w:ascii="Times New Roman" w:eastAsia="SimSun"/>
+          <w:color w:val="000000"/>
+          <w:sz w:val="24"/>
+          <w:szCs w:val="24"/>
+        </w:rPr>
+        <w:t xml:space="preserve">将军闻讯赶来，脸色顿时严峻——</w:t>
+      </w:r>
+      <w:r>
+        <w:rPr>
+          <w:rFonts w:ascii="Times New Roman" w:eastAsia="SimSun"/>
+          <w:color w:val="7A7A7A"/>
+          <w:sz w:val="21"/>
+          <w:szCs w:val="21"/>
+        </w:rPr>
+        <w:t xml:space="preserve">（蓄怒；观众由此知道接下来吼的是将军）</w:t>
+      </w:r>
+    </w:p>
+    <w:p>
+      <w:pPr>
+        <w:spacing w:after="60" w:line="312"/>
+      </w:pPr>
+      <w:r>
+        <w:rPr>
+          <w:rFonts w:ascii="Times New Roman" w:eastAsia="SimSun"/>
+          <w:b/>
+          <w:bCs/>
+          <w:color w:val="000000"/>
+          <w:sz w:val="24"/>
+          <w:szCs w:val="24"/>
+        </w:rPr>
+        <w:t xml:space="preserve">男领②（将军）：</w:t>
       </w:r>
       <w:r>
         <w:rPr>
@@ -269,7 +303,7 @@
           <w:sz w:val="21"/>
           <w:szCs w:val="21"/>
         </w:rPr>
-        <w:t xml:space="preserve">（怒，放开嗓，全篇最响之一）</w:t>
+        <w:t xml:space="preserve">（将军的怒吼，放开嗓，全篇最响之一）</w:t>
       </w:r>
     </w:p>
     <w:p>
@@ -294,7 +328,7 @@
           <w:sz w:val="24"/>
           <w:szCs w:val="24"/>
         </w:rPr>
-        <w:t xml:space="preserve">有人小声告诉将军——</w:t>
+        <w:t xml:space="preserve">有人小声告诉他——</w:t>
       </w:r>
       <w:r>
         <w:rPr>
@@ -353,7 +387,7 @@
           <w:sz w:val="24"/>
           <w:szCs w:val="24"/>
         </w:rPr>
-        <w:t xml:space="preserve">男领②：</w:t>
+        <w:t xml:space="preserve">男领②（将军）：</w:t>
       </w:r>
       <w:r>
         <w:rPr>
@@ -791,7 +825,7 @@
           <w:sz w:val="24"/>
           <w:szCs w:val="24"/>
         </w:rPr>
-        <w:t xml:space="preserve">群诵不是嗊：全班两次群诵都是“托”——第一次由弱到强做回声，第二次直接顶到最强接歌。口型整齐、只动下巴不要大张嘴。</w:t>
+        <w:t xml:space="preserve">群诵不是喊：全班两次群诵都是“托”——第一次由弱到强做回声，第二次直接顶到最强接歌。口型整齐、只动下巴不要大张嘴。</w:t>
       </w:r>
     </w:p>
     <w:p>
@@ -807,7 +841,7 @@
           <w:sz w:val="24"/>
           <w:szCs w:val="24"/>
         </w:rPr>
-        <w:t xml:space="preserve">男领②一人分三处（怒问、敬礼句、点题起句），是全篇戏最重的人，选嗓音最沉、气最足的学生；女领①开篇定调，选声音清而冷的。</w:t>
+        <w:t xml:space="preserve">男领②一人分三处（怒问、敬礼句、点题起句），是全篇戏最重的人，选嗓音最沉、气最足的学生；女领①开篇定调，选声音清而冷的；女领②那句“将军闻讯赶来”是给怒吼递台阶，念得快而沉，马上把话头交给男领②。</w:t>
       </w:r>
     </w:p>
     <w:sectPr>
